--- a/zaini_case_audit_output/outputs/word/documents/050_4257FF~1.DOC (مذكرة قديمة بترميز تالف).docx
+++ b/zaini_case_audit_output/outputs/word/documents/050_4257FF~1.DOC (مذكرة قديمة بترميز تالف).docx
@@ -51,6 +51,20 @@
           <w:i/>
         </w:rPr>
         <w:t>[مخرج آلي / Script Output - سماوي]  [مخرج آلي يحتاج مراجعة بشرية - وردي]</w:t>
+      </w:r>
+    </w:p>
+    <w:p>
+      <w:pPr>
+        <w:jc w:val="right"/>
+        <w:bidi/>
+      </w:pPr>
+      <w:r>
+        <w:rPr>
+          <w:b w:val="0"/>
+          <w:i/>
+          <w:color w:val="C00000"/>
+        </w:rPr>
+        <w:t>[نص ممسوح OCR صُحِّح ترتيبه آلياً — قد يحتوي أخطاء طفيفة]</w:t>
       </w:r>
     </w:p>
     <w:p/>
@@ -246,7 +260,7 @@
           <w:b w:val="0"/>
           <w:i w:val="0"/>
         </w:rPr>
-        <w:t>مخالفة أحكام الشريعة الإسلامية أو الأنظمة، أو الخطأ في تطبيقها أو تأويلها، أو مخالفة مبدأ قضائي صادر من المحكمة العليا.</w:t>
+        <w:t>.ايلعلا ةمكحملا نم رداص يئاضق أدبم ةفلاخم وأ ،اهليوأت وأ اهقيبطت يف أطخلا وأ ،ةمظنألا وأ ةيمالسإلا ةعيرشلا ماكحأ ةفلاخم</w:t>
       </w:r>
     </w:p>
     <w:p>
@@ -259,7 +273,7 @@
           <w:b w:val="0"/>
           <w:i w:val="0"/>
         </w:rPr>
-        <w:t>3-الخطأ في تكييف الواقعة أو في وصفها."</w:t>
+        <w:t>".اهفصو يف وأ ةعقاولا فييكت يف أطخلا3-</w:t>
       </w:r>
     </w:p>
     <w:p>
@@ -285,7 +299,7 @@
           <w:b w:val="0"/>
           <w:i w:val="0"/>
         </w:rPr>
-        <w:t>السبب الأول: الخطأ في تطبيق النظام – عدم تمثيل المطعون ضدها الثانية تمثيلاً صحيحًا:</w:t>
+        <w:t>:اًحيحص ًاليثمت ةيناثلا اهدض نوعطملا ليثمت مدع – ماظنلا قيبطت يف أطخلا :لوألا ببسلا</w:t>
       </w:r>
     </w:p>
     <w:p>
@@ -298,7 +312,7 @@
           <w:b w:val="0"/>
           <w:i w:val="0"/>
         </w:rPr>
-        <w:t>المخالفة: مخالفة الفقرة (ز) من المادة (٢٠٠) من نظام المرافعات الشرعية، والمادة (17) من نظام الإثبات، ونصها:" الإقرار القضائي حجة قاطعة على المقر، وقاصرة عليه".</w:t>
+        <w:t>."هيلع ةرصاقو ،رقملا ىلع ةعطاق ةجح يئاضقلا رارقإلا ":اهصنو ،تابثإلا ماظن نم (17) ةداملاو ،ةيعرشلا تاعفارملا ماظن نم (٢٠٠) ةداملا نم (ز) ةرقفلا ةفلاخم :ةفلاخملا</w:t>
       </w:r>
     </w:p>
     <w:p>
@@ -350,7 +364,7 @@
           <w:b w:val="0"/>
           <w:i w:val="0"/>
         </w:rPr>
-        <w:t>السبب الثاني: الفساد في الاستدلال – التناقض بين الشكل والموضوع:</w:t>
+        <w:t>:عوضوملاو لكشلا نيب ضقانتلا – لالدتسالا يف داسفلا :يناثلا ببسلا</w:t>
       </w:r>
     </w:p>
     <w:p>
@@ -363,7 +377,7 @@
           <w:b w:val="0"/>
           <w:i w:val="0"/>
         </w:rPr>
-        <w:t>المخالفة: مخالفة الفقرة (هـ) من المادة (٢٠٠) من نظام المرافعات الشرعية، ومبدأ اتساق الأسباب مع المنطوق.</w:t>
+        <w:t>.قوطنملا عم بابسألا قاستا أدبمو ،ةيعرشلا تاعفارملا ماظن نم (٢٠٠) ةداملا نم (ـه) ةرقفلا ةفلاخم :ةفلاخملا</w:t>
       </w:r>
     </w:p>
     <w:p>
@@ -415,7 +429,7 @@
           <w:b w:val="0"/>
           <w:i w:val="0"/>
         </w:rPr>
-        <w:t>السبب الثالث: القصور في التسبيب – تجاهل حجية حكم الصلح.</w:t>
+        <w:t>.حلصلا مكح ةيجح لهاجت – بيبستلا يف روصقلا :ثلاثلا ببسلا</w:t>
       </w:r>
     </w:p>
     <w:p>
@@ -493,7 +507,7 @@
           <w:b w:val="0"/>
           <w:i w:val="0"/>
         </w:rPr>
-        <w:t>السبب الأول: الخطأ في تطبيق النظام – تكييف حكم محكمة التنفيذ تكييفًا غير سليم:</w:t>
+        <w:t>:ميلس ريغ اًفييكت ذيفنتلا ةمكحم مكح فييكت – ماظنلا قيبطت يف أطخلا :لوألا ببسلا</w:t>
       </w:r>
     </w:p>
     <w:p>
@@ -519,7 +533,7 @@
           <w:b w:val="0"/>
           <w:i w:val="0"/>
         </w:rPr>
-        <w:t>المخالفة: مخالفة المادة (٨٦) من نظام الإثبات، والفقرة (ب) من المادة (٢٠٠) من نظام المرافعات الشرعية.</w:t>
+        <w:t>.ةيعرشلا تاعفارملا ماظن نم (٢٠٠) ةداملا نم (ب) ةرقفلاو ،تابثإلا ماظن نم (٨٦) ةداملا ةفلاخم :ةفلاخملا</w:t>
       </w:r>
     </w:p>
     <w:p>
@@ -584,7 +598,7 @@
           <w:b w:val="0"/>
           <w:i w:val="0"/>
         </w:rPr>
-        <w:t>السبب الثاني: الخطأ في تطبيق النظام – إهدار حجية المحررات الرسمية والإقرار القضائي:</w:t>
+        <w:t>:يئاضقلا رارقإلاو ةيمسرلا تاررحملا ةيجح رادهإ – ماظنلا قيبطت يف أطخلا :يناثلا ببسلا</w:t>
       </w:r>
     </w:p>
     <w:p>
@@ -597,7 +611,7 @@
           <w:b w:val="0"/>
           <w:i w:val="0"/>
         </w:rPr>
-        <w:t>المخالفة: مخالفة المادتين (25) و(17) من نظام الإثبات.</w:t>
+        <w:t>.تابثإلا ماظن نم (17)و (25) نيتداملا ةفلاخم :ةفلاخملا</w:t>
       </w:r>
     </w:p>
     <w:p>
@@ -649,7 +663,7 @@
           <w:b w:val="0"/>
           <w:i w:val="0"/>
         </w:rPr>
-        <w:t>الطلبات:</w:t>
+        <w:t>:تابلطلا</w:t>
       </w:r>
     </w:p>
     <w:p>
@@ -688,7 +702,7 @@
           <w:b w:val="0"/>
           <w:i w:val="0"/>
         </w:rPr>
-        <w:t>إعادة القضية إلى محكمة الاستئناف لنظر التماس إعادة النظر مجددًا أمام دائرة أخرى، مع الأخذ بعين الاعتبار الأسس النظامية الواردة في هذا الطعن.</w:t>
+        <w:t>.نعطلا اذه يف ةدراولا ةيماظنلا سسألا رابتعالا نيعب ذخألا عم ،ىرخأ ةرئاد مامأ اًددجم رظنلا ةداعإ سامتلا رظنل فانئتسالا ةمكحم ىلإ ةيضقلا ةداعإ</w:t>
       </w:r>
     </w:p>
     <w:p>

--- a/zaini_case_audit_output/outputs/word/documents/050_4257FF~1.DOC (مذكرة قديمة بترميز تالف).docx
+++ b/zaini_case_audit_output/outputs/word/documents/050_4257FF~1.DOC (مذكرة قديمة بترميز تالف).docx
@@ -130,7 +130,7 @@
           <w:b w:val="0"/>
           <w:i w:val="0"/>
         </w:rPr>
-        <w:t>ــــــــــــــــــــــــــــــــــــــــــــــــــــــــــــــــــــــــــــــــــــــــــ</w:t>
+        <w:t>ـــــــــــــــــــــــــــــــــــــــــــــ</w:t>
       </w:r>
     </w:p>
     <w:p>

--- a/zaini_case_audit_output/outputs/word/documents/050_4257FF~1.DOC (مذكرة قديمة بترميز تالف).docx
+++ b/zaini_case_audit_output/outputs/word/documents/050_4257FF~1.DOC (مذكرة قديمة بترميز تالف).docx
@@ -70,14 +70,13 @@
     <w:p/>
     <w:p>
       <w:pPr>
+        <w:pStyle w:val="Heading2"/>
         <w:jc w:val="right"/>
         <w:bidi/>
       </w:pPr>
       <w:r>
-        <w:rPr>
-          <w:b w:val="0"/>
-          <w:i w:val="0"/>
-        </w:rPr>
+        <w:t>[نص الضبط / الحكم — المتن الفعلي] ===</w:t>
+        <w:br/>
         <w:t>طعن للعليا في التماس إعادة النظر</w:t>
       </w:r>
     </w:p>
@@ -317,27 +316,25 @@
     </w:p>
     <w:p>
       <w:pPr>
+        <w:pStyle w:val="Heading2"/>
         <w:jc w:val="right"/>
         <w:bidi/>
       </w:pPr>
       <w:r>
-        <w:rPr>
-          <w:b w:val="0"/>
-          <w:i w:val="0"/>
-        </w:rPr>
+        <w:t>[ترويسة / كليشة وزارة العدل — معلومات رسمية متكررة] ===</w:t>
+        <w:br/>
         <w:t>موضعها من الحكم: الصفحة (١١) من صك الحكم المطعون فيه، حيث ورد: "وأما ادعاء أن والدته قاصر عقلاً منذ والدتها، فيخالفه واقع حالها، إذ لم يسبق صدور ولاية عليها منذ والدتها، إنما صك الولاية ناشئ بعد صدور الحكم".</w:t>
       </w:r>
     </w:p>
     <w:p>
       <w:pPr>
+        <w:pStyle w:val="Heading2"/>
         <w:jc w:val="right"/>
         <w:bidi/>
       </w:pPr>
       <w:r>
-        <w:rPr>
-          <w:b w:val="0"/>
-          <w:i w:val="0"/>
-        </w:rPr>
+        <w:t>[نص الضبط / الحكم — المتن الفعلي] ===</w:t>
+        <w:br/>
         <w:t>وجه المخالفة: صك الولاية (رقم (.....) وتاريخ //١٤٤هـ) كشف عن حالة كانت قائمة "منذ الولادة"، وأقر المطعون ضده الأول (عدنان) بذلك. صدوره بعد الحكم لا ينفي أنه دليل على انعدام الأهلية وقت رفع الدعوى. كما أن المادة (17) من نظام الإثبات تجعل إقراره حجة عليه.</w:t>
       </w:r>
     </w:p>

--- a/zaini_case_audit_output/outputs/word/documents/050_4257FF~1.DOC (مذكرة قديمة بترميز تالف).docx
+++ b/zaini_case_audit_output/outputs/word/documents/050_4257FF~1.DOC (مذكرة قديمة بترميز تالف).docx
@@ -699,7 +699,7 @@
           <w:b w:val="0"/>
           <w:i w:val="0"/>
         </w:rPr>
-        <w:t>.نعطلا اذه يف ةدراولا ةيماظنلا سسألا رابتعالا نيعب ذخألا عم ،ىرخأ ةرئاد مامأ اًددجم رظنلا ةداعإ سامتلا رظنل فانئتسالا ةمكحم ىلإ ةيضقلا ةداعإ</w:t>
+        <w:t>إعادة القضية إلى محكمة الاستئناف لنظر التماس إعادة النظر مجددًا أمام دائرة أخرى، مع الأخذ بعين الاعتبار الأسس النظامية الواردة في هذا الطعن.</w:t>
       </w:r>
     </w:p>
     <w:p>

--- a/zaini_case_audit_output/outputs/word/documents/050_4257FF~1.DOC (مذكرة قديمة بترميز تالف).docx
+++ b/zaini_case_audit_output/outputs/word/documents/050_4257FF~1.DOC (مذكرة قديمة بترميز تالف).docx
@@ -75,34 +75,32 @@
         <w:bidi/>
       </w:pPr>
       <w:r>
-        <w:t>[نص الضبط / الحكم — المتن الفعلي] ===</w:t>
+        <w:t>[المتن الفعلي: الوقائع / الأسباب / المنطوق] ===</w:t>
         <w:br/>
         <w:t>طعن للعليا في التماس إعادة النظر</w:t>
       </w:r>
     </w:p>
     <w:p>
       <w:pPr>
+        <w:pStyle w:val="Heading2"/>
         <w:jc w:val="right"/>
         <w:bidi/>
       </w:pPr>
       <w:r>
-        <w:rPr>
-          <w:b w:val="0"/>
-          <w:i w:val="0"/>
-        </w:rPr>
+        <w:t>[المُرسَل إليه / المخاطَب والتحية] ===</w:t>
+        <w:br/>
         <w:t>أصحاب المعالي رئيس وأعضاء المحكمة العليا حفظهم الله</w:t>
       </w:r>
     </w:p>
     <w:p>
       <w:pPr>
+        <w:pStyle w:val="Heading2"/>
         <w:jc w:val="right"/>
         <w:bidi/>
       </w:pPr>
       <w:r>
-        <w:rPr>
-          <w:b w:val="0"/>
-          <w:i w:val="0"/>
-        </w:rPr>
+        <w:t>[المتن الفعلي: الوقائع / الأسباب / المنطوق] ===</w:t>
+        <w:br/>
         <w:t>السلام عليكم ورحمة الله وبركاته،،،</w:t>
       </w:r>
     </w:p>
@@ -321,7 +319,7 @@
         <w:bidi/>
       </w:pPr>
       <w:r>
-        <w:t>[ترويسة / كليشة وزارة العدل — معلومات رسمية متكررة] ===</w:t>
+        <w:t>[ترويسة / كليشة رسمية — معلومات متكررة] ===</w:t>
         <w:br/>
         <w:t>موضعها من الحكم: الصفحة (١١) من صك الحكم المطعون فيه، حيث ورد: "وأما ادعاء أن والدته قاصر عقلاً منذ والدتها، فيخالفه واقع حالها، إذ لم يسبق صدور ولاية عليها منذ والدتها، إنما صك الولاية ناشئ بعد صدور الحكم".</w:t>
       </w:r>
@@ -333,7 +331,7 @@
         <w:bidi/>
       </w:pPr>
       <w:r>
-        <w:t>[نص الضبط / الحكم — المتن الفعلي] ===</w:t>
+        <w:t>[المتن الفعلي: الوقائع / الأسباب / المنطوق] ===</w:t>
         <w:br/>
         <w:t>وجه المخالفة: صك الولاية (رقم (.....) وتاريخ //١٤٤هـ) كشف عن حالة كانت قائمة "منذ الولادة"، وأقر المطعون ضده الأول (عدنان) بذلك. صدوره بعد الحكم لا ينفي أنه دليل على انعدام الأهلية وقت رفع الدعوى. كما أن المادة (17) من نظام الإثبات تجعل إقراره حجة عليه.</w:t>
       </w:r>

--- a/zaini_case_audit_output/outputs/word/documents/050_4257FF~1.DOC (مذكرة قديمة بترميز تالف).docx
+++ b/zaini_case_audit_output/outputs/word/documents/050_4257FF~1.DOC (مذكرة قديمة بترميز تالف).docx
@@ -257,7 +257,7 @@
           <w:b w:val="0"/>
           <w:i w:val="0"/>
         </w:rPr>
-        <w:t>.ايلعلا ةمكحملا نم رداص يئاضق أدبم ةفلاخم وأ ،اهليوأت وأ اهقيبطت يف أطخلا وأ ،ةمظنألا وأ ةيمالسإلا ةعيرشلا ماكحأ ةفلاخم</w:t>
+        <w:t>مخالفة أحكام الشريعة الإسلامية أو الأنظمة، أو الخطأ في تطبيقها أو تأويلها، أو مخالفة مبدأ قضائي صادر من المحكمة العليا.</w:t>
       </w:r>
     </w:p>
     <w:p>
@@ -296,7 +296,7 @@
           <w:b w:val="0"/>
           <w:i w:val="0"/>
         </w:rPr>
-        <w:t>:اًحيحص ًاليثمت ةيناثلا اهدض نوعطملا ليثمت مدع – ماظنلا قيبطت يف أطخلا :لوألا ببسلا</w:t>
+        <w:t>السبب الأول: الخطأ في تطبيق النظام – عدم تمثيل المطعون ضدها الثانية تمثيلاً صحيحًا:</w:t>
       </w:r>
     </w:p>
     <w:p>
@@ -309,7 +309,7 @@
           <w:b w:val="0"/>
           <w:i w:val="0"/>
         </w:rPr>
-        <w:t>."هيلع ةرصاقو ،رقملا ىلع ةعطاق ةجح يئاضقلا رارقإلا ":اهصنو ،تابثإلا ماظن نم (17) ةداملاو ،ةيعرشلا تاعفارملا ماظن نم (٢٠٠) ةداملا نم (ز) ةرقفلا ةفلاخم :ةفلاخملا</w:t>
+        <w:t>المخالفة: مخالفة الفقرة (ز) من المادة (٢٠٠) من نظام المرافعات الشرعية، والمادة (17) من نظام الإثبات، ونصها:" الإقرار القضائي حجة قاطعة على المقر، وقاصرة عليه".</w:t>
       </w:r>
     </w:p>
     <w:p>
@@ -359,7 +359,7 @@
           <w:b w:val="0"/>
           <w:i w:val="0"/>
         </w:rPr>
-        <w:t>:عوضوملاو لكشلا نيب ضقانتلا – لالدتسالا يف داسفلا :يناثلا ببسلا</w:t>
+        <w:t>السبب الثاني: الفساد في الاستدلال – التناقض بين الشكل والموضوع:</w:t>
       </w:r>
     </w:p>
     <w:p>
@@ -372,7 +372,7 @@
           <w:b w:val="0"/>
           <w:i w:val="0"/>
         </w:rPr>
-        <w:t>.قوطنملا عم بابسألا قاستا أدبمو ،ةيعرشلا تاعفارملا ماظن نم (٢٠٠) ةداملا نم (ـه) ةرقفلا ةفلاخم :ةفلاخملا</w:t>
+        <w:t>المخالفة: مخالفة الفقرة (هـ) من المادة (٢٠٠) من نظام المرافعات الشرعية، ومبدأ اتساق الأسباب مع المنطوق.</w:t>
       </w:r>
     </w:p>
     <w:p>
@@ -424,7 +424,7 @@
           <w:b w:val="0"/>
           <w:i w:val="0"/>
         </w:rPr>
-        <w:t>.حلصلا مكح ةيجح لهاجت – بيبستلا يف روصقلا :ثلاثلا ببسلا</w:t>
+        <w:t>السبب الثالث: القصور في التسبيب – تجاهل حجية حكم الصلح.</w:t>
       </w:r>
     </w:p>
     <w:p>
@@ -502,7 +502,7 @@
           <w:b w:val="0"/>
           <w:i w:val="0"/>
         </w:rPr>
-        <w:t>:ميلس ريغ اًفييكت ذيفنتلا ةمكحم مكح فييكت – ماظنلا قيبطت يف أطخلا :لوألا ببسلا</w:t>
+        <w:t>السبب الأول: الخطأ في تطبيق النظام – تكييف حكم محكمة التنفيذ تكييفًا غير سليم:</w:t>
       </w:r>
     </w:p>
     <w:p>
@@ -528,7 +528,7 @@
           <w:b w:val="0"/>
           <w:i w:val="0"/>
         </w:rPr>
-        <w:t>.ةيعرشلا تاعفارملا ماظن نم (٢٠٠) ةداملا نم (ب) ةرقفلاو ،تابثإلا ماظن نم (٨٦) ةداملا ةفلاخم :ةفلاخملا</w:t>
+        <w:t>المخالفة: مخالفة المادة (٨٦) من نظام الإثبات، والفقرة (ب) من المادة (٢٠٠) من نظام المرافعات الشرعية.</w:t>
       </w:r>
     </w:p>
     <w:p>
@@ -593,7 +593,7 @@
           <w:b w:val="0"/>
           <w:i w:val="0"/>
         </w:rPr>
-        <w:t>:يئاضقلا رارقإلاو ةيمسرلا تاررحملا ةيجح رادهإ – ماظنلا قيبطت يف أطخلا :يناثلا ببسلا</w:t>
+        <w:t>السبب الثاني: الخطأ في تطبيق النظام – إهدار حجية المحررات الرسمية والإقرار القضائي:</w:t>
       </w:r>
     </w:p>
     <w:p>
@@ -606,7 +606,7 @@
           <w:b w:val="0"/>
           <w:i w:val="0"/>
         </w:rPr>
-        <w:t>.تابثإلا ماظن نم (17)و (25) نيتداملا ةفلاخم :ةفلاخملا</w:t>
+        <w:t>المخالفة: مخالفة المادتين (25) و(17) من نظام الإثبات.</w:t>
       </w:r>
     </w:p>
     <w:p>
@@ -650,27 +650,25 @@
     </w:p>
     <w:p>
       <w:pPr>
+        <w:pStyle w:val="Heading2"/>
         <w:jc w:val="right"/>
         <w:bidi/>
       </w:pPr>
       <w:r>
-        <w:rPr>
-          <w:b w:val="0"/>
-          <w:i w:val="0"/>
-        </w:rPr>
-        <w:t>:تابلطلا</w:t>
+        <w:t>[الطلبات / المرفقات] ===</w:t>
+        <w:br/>
+        <w:t>الطلبات:</w:t>
       </w:r>
     </w:p>
     <w:p>
       <w:pPr>
+        <w:pStyle w:val="Heading2"/>
         <w:jc w:val="right"/>
         <w:bidi/>
       </w:pPr>
       <w:r>
-        <w:rPr>
-          <w:b w:val="0"/>
-          <w:i w:val="0"/>
-        </w:rPr>
+        <w:t>[المتن الفعلي: الوقائع / الأسباب / المنطوق] ===</w:t>
+        <w:br/>
         <w:t>قبول الطعن شكلاً.</w:t>
       </w:r>
     </w:p>
